--- a/_implementation-notes/evening-series/FotH Pilot Session 6 Evening Run Sheet DRAFT v1.docx
+++ b/_implementation-notes/evening-series/FotH Pilot Session 6 Evening Run Sheet DRAFT v1.docx
@@ -626,7 +626,7 @@
           <w:b/>
           <w:bCs/>
         </w:rPr>
-        <w:t xml:space="preserve">The practice, week one.</w:t>
+        <w:t>The homework practice, week one.</w:t>
       </w:r>
       <w:r>
         <w:t xml:space="preserve"> </w:t>
@@ -693,7 +693,7 @@
           <w:b/>
           <w:bCs/>
         </w:rPr>
-        <w:t xml:space="preserve">The practice, week two.</w:t>
+        <w:t>The homework practice, week two.</w:t>
       </w:r>
       <w:r>
         <w:t xml:space="preserve"> </w:t>
@@ -824,6 +824,66 @@
       </w:r>
       <w:r>
         <w:t xml:space="preserve">above is the default, not the decision.</w:t>
+      </w:r>
+    </w:p>
+    <w:p>
+      <w:pPr>
+        <w:pStyle w:val="Compact"/>
+        <w:numPr>
+          <w:ilvl w:val="0"/>
+          <w:numId w:val="1002"/>
+        </w:numPr>
+      </w:pPr>
+      <w:r>
+        <w:t>The evening opens on the map.</w:t>
+      </w:r>
+      <w:r>
+        <w:t xml:space="preserve"> The Four Connects grounding slide now opens every session. Session 6 stands deeper in the second box — Connect with Others. Each connection makes the next one real (Matt. 22:37–40).</w:t>
+      </w:r>
+    </w:p>
+    <w:p>
+      <w:pPr>
+        <w:pStyle w:val="Compact"/>
+        <w:numPr>
+          <w:ilvl w:val="0"/>
+          <w:numId w:val="1002"/>
+        </w:numPr>
+      </w:pPr>
+      <w:r>
+        <w:t>A pair leads, visibly.</w:t>
+      </w:r>
+      <w:r>
+        <w:t xml:space="preserve"> Name it in the welcome: two leaders hold tonight — container and content — and the room will see the evening handed back and forth between them. That is the design. The pair practices the session together before the evening (at the planning lab, or before dinner), so each knows who is where in the flow.</w:t>
+      </w:r>
+    </w:p>
+    <w:p>
+      <w:pPr>
+        <w:pStyle w:val="Compact"/>
+        <w:numPr>
+          <w:ilvl w:val="0"/>
+          <w:numId w:val="1002"/>
+        </w:numPr>
+      </w:pPr>
+      <w:r>
+        <w:t>Split only if the room needs it.</w:t>
+      </w:r>
+      <w:r>
+        <w:t xml:space="preserve"> Any split-and-merge assumes numbers. With six or so around the table, stay one circle — or drop into quick pair work in place, knee to knee, which does the same work faster. Pair work is also the standing time-recovery lever: a full split-and-merge costs about five minutes.</w:t>
+      </w:r>
+    </w:p>
+    <w:p>
+      <w:pPr>
+        <w:pStyle w:val="Compact"/>
+        <w:numPr>
+          <w:ilvl w:val="0"/>
+          <w:numId w:val="1002"/>
+        </w:numPr>
+      </w:pPr>
+      <w:r>
+        <w:t>The container holder is the busier seat.</w:t>
+      </w:r>
+      <w:r>
+        <w:t xml:space="preserve"> Clock and room both: a continuous read against safe, present, clear, intentional — noticing anyone triggered or checked out. Anything of weight goes to the backstop adult; that handoff is the bright line working, not the container failing.</w:t>
       </w:r>
     </w:p>
     <w:bookmarkEnd w:id="11"/>

--- a/_implementation-notes/evening-series/FotH Pilot Session 6 Evening Run Sheet DRAFT v1.docx
+++ b/_implementation-notes/evening-series/FotH Pilot Session 6 Evening Run Sheet DRAFT v1.docx
@@ -632,19 +632,9 @@
         <w:t xml:space="preserve"> </w:t>
       </w:r>
       <w:r>
-        <w:t xml:space="preserve">The Five-Minute Examen each evening — carried through the quarter break that follows tonight. Plus: the Quarterly Pulse (</w:t>
-      </w:r>
-      <w:hyperlink w:anchor="handout-h6-3">
-        <w:r>
-          <w:rPr>
-            <w:rStyle w:val="Hyperlink"/>
-          </w:rPr>
-          <w:t xml:space="preserve">H6.3</w:t>
-        </w:r>
-      </w:hyperlink>
-      <w:r>
-        <w:t xml:space="preserve">) goes home tonight, the first of the year’s three — one page, five minutes, back in the bin at the Week 7 door. And the round’s three questions go home with everyone, on no paper — keep, change, and what would you tell somebody — answered together at Week 7 (the room’s self-read, Handbook Section 8).</w:t>
-      </w:r>
+        <w:t>The Five-Minute Examen each evening — carried through the two weeks.</w:t>
+      </w:r>
+      <w:r/>
     </w:p>
     <w:p>
       <w:pPr>

--- a/_implementation-notes/evening-series/FotH Pilot Session 6 Evening Run Sheet DRAFT v1.docx
+++ b/_implementation-notes/evening-series/FotH Pilot Session 6 Evening Run Sheet DRAFT v1.docx
@@ -457,7 +457,7 @@
               <w:pStyle w:val="Compact"/>
             </w:pPr>
             <w:r>
-              <w:t xml:space="preserve">Content presenter; container holder watching the room</w:t>
+              <w:t xml:space="preserve">Container holder leads the debrief; content presenter supporting</w:t>
             </w:r>
           </w:p>
         </w:tc>

--- a/_implementation-notes/evening-series/FotH Pilot Session 6 Evening Run Sheet DRAFT v1.docx
+++ b/_implementation-notes/evening-series/FotH Pilot Session 6 Evening Run Sheet DRAFT v1.docx
@@ -295,7 +295,7 @@
               <w:pStyle w:val="Compact"/>
             </w:pPr>
             <w:r>
-              <w:t xml:space="preserve">7:25-7:33</w:t>
+              <w:t>7:25-7:31</w:t>
             </w:r>
           </w:p>
         </w:tc>
@@ -330,18 +330,18 @@
               <w:pStyle w:val="Compact"/>
             </w:pPr>
             <w:r>
-              <w:t xml:space="preserve">7:33-7:39</w:t>
-            </w:r>
-          </w:p>
-        </w:tc>
-        <w:tc>
-          <w:tcPr/>
-          <w:p>
-            <w:pPr>
-              <w:pStyle w:val="Compact"/>
-            </w:pPr>
-            <w:r>
-              <w:t xml:space="preserve">Block 4: Companion demo</w:t>
+              <w:t>7:31-7:37</w:t>
+            </w:r>
+          </w:p>
+        </w:tc>
+        <w:tc>
+          <w:tcPr/>
+          <w:p>
+            <w:pPr>
+              <w:pStyle w:val="Compact"/>
+            </w:pPr>
+            <w:r>
+              <w:t>Block 3b: The place, the pattern, the pull — what each of us names, and what is never named here (new slide)</w:t>
             </w:r>
           </w:p>
         </w:tc>
@@ -365,18 +365,18 @@
               <w:pStyle w:val="Compact"/>
             </w:pPr>
             <w:r>
-              <w:t xml:space="preserve">7:39-7:40</w:t>
-            </w:r>
-          </w:p>
-        </w:tc>
-        <w:tc>
-          <w:tcPr/>
-          <w:p>
-            <w:pPr>
-              <w:pStyle w:val="Compact"/>
-            </w:pPr>
-            <w:r>
-              <w:t xml:space="preserve">Block 5: Bridge to the split</w:t>
+              <w:t>7:37-7:42</w:t>
+            </w:r>
+          </w:p>
+        </w:tc>
+        <w:tc>
+          <w:tcPr/>
+          <w:p>
+            <w:pPr>
+              <w:pStyle w:val="Compact"/>
+            </w:pPr>
+            <w:r>
+              <w:t xml:space="preserve">Block 4: Companion demo</w:t>
             </w:r>
           </w:p>
         </w:tc>
@@ -400,18 +400,53 @@
               <w:pStyle w:val="Compact"/>
             </w:pPr>
             <w:r>
-              <w:t xml:space="preserve">7:40-8:16</w:t>
-            </w:r>
-          </w:p>
-        </w:tc>
-        <w:tc>
-          <w:tcPr/>
-          <w:p>
-            <w:pPr>
-              <w:pStyle w:val="Compact"/>
-            </w:pPr>
-            <w:r>
-              <w:t xml:space="preserve">Block 6: Confession-and-restoration in pairs</w:t>
+              <w:t>7:42-7:43</w:t>
+            </w:r>
+          </w:p>
+        </w:tc>
+        <w:tc>
+          <w:tcPr/>
+          <w:p>
+            <w:pPr>
+              <w:pStyle w:val="Compact"/>
+            </w:pPr>
+            <w:r>
+              <w:t>Block 5: Bridge to the groups</w:t>
+            </w:r>
+          </w:p>
+        </w:tc>
+        <w:tc>
+          <w:tcPr/>
+          <w:p>
+            <w:pPr>
+              <w:pStyle w:val="Compact"/>
+            </w:pPr>
+            <w:r>
+              <w:t xml:space="preserve">Content presenter; container holder watching the room</w:t>
+            </w:r>
+          </w:p>
+        </w:tc>
+      </w:tr>
+      <w:tr>
+        <w:tc>
+          <w:tcPr/>
+          <w:p>
+            <w:pPr>
+              <w:pStyle w:val="Compact"/>
+            </w:pPr>
+            <w:r>
+              <w:t>7:43-8:16</w:t>
+            </w:r>
+          </w:p>
+        </w:tc>
+        <w:tc>
+          <w:tcPr/>
+          <w:p>
+            <w:pPr>
+              <w:pStyle w:val="Compact"/>
+            </w:pPr>
+            <w:r>
+              <w:t>Block 6: Confession-and-restoration in small groups — by gender by default; pairs or one circle by the leaders' judgement</w:t>
             </w:r>
           </w:p>
         </w:tc>
@@ -789,13 +824,7 @@
         </w:numPr>
       </w:pPr>
       <w:r>
-        <w:t xml:space="preserve">Cluster work runs as pairs at home scale; the bright line holds; teen</w:t>
-      </w:r>
-      <w:r>
-        <w:t xml:space="preserve"> </w:t>
-      </w:r>
-      <w:r>
-        <w:t xml:space="preserve">leads hand off to an adult as needed.</w:t>
+        <w:t>The practice runs in small groups by gender by default — the teen leads' call on 7 October, and it worked better than pairs. Pairs, or one circle, are the leaders' judgement for the room that night. Every group has an adult and a named holder; the bright line holds; teen leads hand off to an adult as needed.</w:t>
       </w:r>
     </w:p>
     <w:p>

--- a/_implementation-notes/evening-series/FotH Pilot Session 6 Evening Run Sheet DRAFT v1.docx
+++ b/_implementation-notes/evening-series/FotH Pilot Session 6 Evening Run Sheet DRAFT v1.docx
@@ -824,7 +824,7 @@
         </w:numPr>
       </w:pPr>
       <w:r>
-        <w:t>The practice runs in small groups by gender by default — the teen leads' call on 7 October, and it worked better than pairs. Pairs, or one circle, are the leaders' judgement for the room that night. Every group has an adult and a named holder; the bright line holds; teen leads hand off to an adult as needed.</w:t>
+        <w:t>The practice runs in small groups by gender by default — the teen leads' call on 7 October, and it worked better than pairs. Pairs, or one circle, are the leaders' judgement for the room that night. Every group has an adult and a named holder; the bright line holds; teen leads hand off to an adult as needed. Print the Breakout Card (the three words, the form, the order, a sample blessing), one per group and a spare.</w:t>
       </w:r>
     </w:p>
     <w:p>

--- a/_implementation-notes/evening-series/FotH Pilot Session 6 Evening Run Sheet DRAFT v1.docx
+++ b/_implementation-notes/evening-series/FotH Pilot Session 6 Evening Run Sheet DRAFT v1.docx
@@ -8,7 +8,7 @@
         <w:pStyle w:val="Heading1"/>
       </w:pPr>
       <w:r>
-        <w:t xml:space="preserve">Session 6, Evening Form — SAFE AND BRAVE TOGETHER</w:t>
+        <w:t>Evening 5 — SAFE AND BRAVE TOGETHER</w:t>
       </w:r>
     </w:p>
     <w:p>
@@ -645,7 +645,7 @@
         <w:pStyle w:val="Heading2"/>
       </w:pPr>
       <w:r>
-        <w:t xml:space="preserve">The homework handout (Session 6, two weeks)</w:t>
+        <w:t>The homework handout (Evening 5, two weeks)</w:t>
       </w:r>
     </w:p>
     <w:p>
@@ -857,7 +857,7 @@
         <w:t>The evening opens on the map.</w:t>
       </w:r>
       <w:r>
-        <w:t xml:space="preserve"> The Four Connects grounding slide now opens every session. Session 6 stands deeper in the second box — Connect with Others. Each connection makes the next one real (Matt. 22:37–40).</w:t>
+        <w:t xml:space="preserve"> The Four Connects grounding slide now opens every session. Evening 5 stands deeper in the second box — Connect with Others. Each connection makes the next one real (Matt. 22:37–40).</w:t>
       </w:r>
     </w:p>
     <w:p>
@@ -908,6 +908,8 @@
     <w:bookmarkEnd w:id="11"/>
     <w:bookmarkEnd w:id="12"/>
     <w:sectPr>
+      <w:headerReference w:type="default" r:id="rId9"/>
+      <w:footerReference w:type="default" r:id="rId10"/>
       <w:footnotePr>
         <w:numRestart w:val="eachSect"/>
       </w:footnotePr>
@@ -920,6 +922,16 @@
 <w:comments xmlns:w="http://schemas.openxmlformats.org/wordprocessingml/2006/main" xmlns:m="http://schemas.openxmlformats.org/officeDocument/2006/math" xmlns:r="http://schemas.openxmlformats.org/officeDocument/2006/relationships" xmlns:o="urn:schemas-microsoft-com:office:office" xmlns:v="urn:schemas-microsoft-com:vml" xmlns:w10="urn:schemas-microsoft-com:office:word" xmlns:a="http://schemas.openxmlformats.org/drawingml/2006/main" xmlns:pic="http://schemas.openxmlformats.org/drawingml/2006/picture" xmlns:wp="http://schemas.openxmlformats.org/drawingml/2006/wordprocessingDrawing"/>
 </file>
 
+<file path=word/footer1.xml><?xml version="1.0" encoding="utf-8"?>
+<w:ftr xmlns:m="http://schemas.openxmlformats.org/officeDocument/2006/math" xmlns:mc="http://schemas.openxmlformats.org/markup-compatibility/2006" xmlns:mo="http://schemas.microsoft.com/office/mac/office/2008/main" xmlns:mv="urn:schemas-microsoft-com:mac:vml" xmlns:o="urn:schemas-microsoft-com:office:office" xmlns:r="http://schemas.openxmlformats.org/officeDocument/2006/relationships" xmlns:v="urn:schemas-microsoft-com:vml" xmlns:w10="urn:schemas-microsoft-com:office:word" xmlns:w14="http://schemas.microsoft.com/office/word/2010/wordml" xmlns:w="http://schemas.openxmlformats.org/wordprocessingml/2006/main" xmlns:wne="http://schemas.microsoft.com/office/word/2006/wordml" xmlns:wp14="http://schemas.microsoft.com/office/word/2010/wordprocessingDrawing" xmlns:wp="http://schemas.openxmlformats.org/drawingml/2006/wordprocessingDrawing" xmlns:wpc="http://schemas.microsoft.com/office/word/2010/wordprocessingCanvas" xmlns:wpg="http://schemas.microsoft.com/office/word/2010/wordprocessingGroup" xmlns:wpi="http://schemas.microsoft.com/office/word/2010/wordprocessingInk" xmlns:wps="http://schemas.microsoft.com/office/word/2010/wordprocessingShape" mc:Ignorable="w14 wp14">
+  <w:p>
+    <w:pPr>
+      <w:pStyle w:val="Footer"/>
+    </w:pPr>
+  </w:p>
+</w:ftr>
+</file>
+
 <file path=word/footnotes.xml><?xml version="1.0" encoding="utf-8"?>
 <w:footnotes xmlns:w="http://schemas.openxmlformats.org/wordprocessingml/2006/main" xmlns:m="http://schemas.openxmlformats.org/officeDocument/2006/math" xmlns:r="http://schemas.openxmlformats.org/officeDocument/2006/relationships" xmlns:o="urn:schemas-microsoft-com:office:office" xmlns:v="urn:schemas-microsoft-com:vml" xmlns:w10="urn:schemas-microsoft-com:office:word" xmlns:a="http://schemas.openxmlformats.org/drawingml/2006/main" xmlns:pic="http://schemas.openxmlformats.org/drawingml/2006/picture" xmlns:wp="http://schemas.openxmlformats.org/drawingml/2006/wordprocessingDrawing">
   <w:footnote w:type="continuationSeparator" w:id="0">
@@ -937,6 +949,16 @@
     </w:p>
   </w:footnote>
 </w:footnotes>
+</file>
+
+<file path=word/header1.xml><?xml version="1.0" encoding="utf-8"?>
+<w:hdr xmlns:m="http://schemas.openxmlformats.org/officeDocument/2006/math" xmlns:mc="http://schemas.openxmlformats.org/markup-compatibility/2006" xmlns:mo="http://schemas.microsoft.com/office/mac/office/2008/main" xmlns:mv="urn:schemas-microsoft-com:mac:vml" xmlns:o="urn:schemas-microsoft-com:office:office" xmlns:r="http://schemas.openxmlformats.org/officeDocument/2006/relationships" xmlns:v="urn:schemas-microsoft-com:vml" xmlns:w10="urn:schemas-microsoft-com:office:word" xmlns:w14="http://schemas.microsoft.com/office/word/2010/wordml" xmlns:w="http://schemas.openxmlformats.org/wordprocessingml/2006/main" xmlns:wne="http://schemas.microsoft.com/office/word/2006/wordml" xmlns:wp14="http://schemas.microsoft.com/office/word/2010/wordprocessingDrawing" xmlns:wp="http://schemas.openxmlformats.org/drawingml/2006/wordprocessingDrawing" xmlns:wpc="http://schemas.microsoft.com/office/word/2010/wordprocessingCanvas" xmlns:wpg="http://schemas.microsoft.com/office/word/2010/wordprocessingGroup" xmlns:wpi="http://schemas.microsoft.com/office/word/2010/wordprocessingInk" xmlns:wps="http://schemas.microsoft.com/office/word/2010/wordprocessingShape" mc:Ignorable="w14 wp14">
+  <w:p>
+    <w:pPr>
+      <w:pStyle w:val="Header"/>
+    </w:pPr>
+  </w:p>
+</w:hdr>
 </file>
 
 <file path=word/numbering.xml><?xml version="1.0" encoding="utf-8"?>
